--- a/example/result/e60_custom_format.docx
+++ b/example/result/e60_custom_format.docx
@@ -39,7 +39,7 @@
         <w:pStyle w:val="ListBullet"/>
       </w:pPr>
       <w:r>
-        <w:t>Supports all standard document elements</w:t>
+        <w:t>Supports most standard document elements</w:t>
       </w:r>
     </w:p>
     <w:p>
@@ -157,7 +157,7 @@
           </w:tcPr>
           <w:p>
             <w:r>
-              <w:t>start_paragraph()</w:t>
+              <w:t>new_paragraph()</w:t>
             </w:r>
           </w:p>
         </w:tc>
@@ -179,7 +179,7 @@
           </w:tcPr>
           <w:p>
             <w:r>
-              <w:t>start_heading()</w:t>
+              <w:t>new_heading()</w:t>
             </w:r>
           </w:p>
         </w:tc>
@@ -201,7 +201,7 @@
           </w:tcPr>
           <w:p>
             <w:r>
-              <w:t>start_bullet_item()</w:t>
+              <w:t>new_bullet_item()</w:t>
             </w:r>
           </w:p>
         </w:tc>

--- a/example/result/e60_custom_format.docx
+++ b/example/result/e60_custom_format.docx
@@ -28,7 +28,10 @@
     </w:p>
     <w:p>
       <w:pPr>
-        <w:pStyle w:val="ListBullet"/>
+        <w:numPr>
+          <w:ilvl w:val="0"/>
+          <w:numId w:val="10"/>
+        </w:numPr>
       </w:pPr>
       <w:r>
         <w:t>Easy to extend the framework</w:t>
@@ -36,7 +39,10 @@
     </w:p>
     <w:p>
       <w:pPr>
-        <w:pStyle w:val="ListBullet"/>
+        <w:numPr>
+          <w:ilvl w:val="0"/>
+          <w:numId w:val="10"/>
+        </w:numPr>
       </w:pPr>
       <w:r>
         <w:t>Supports most standard document elements</w:t>
@@ -44,7 +50,10 @@
     </w:p>
     <w:p>
       <w:pPr>
-        <w:pStyle w:val="ListBullet"/>
+        <w:numPr>
+          <w:ilvl w:val="0"/>
+          <w:numId w:val="10"/>
+        </w:numPr>
       </w:pPr>
       <w:r>
         <w:t>Format-agnostic API</w:t>
@@ -52,51 +61,33 @@
     </w:p>
     <w:p>
       <w:pPr>
-        <w:ind w:left="720" w:hanging="720"/>
-        <w:tabs>
-          <w:tab w:val="left" w:pos="720"/>
-        </w:tabs>
+        <w:numPr>
+          <w:ilvl w:val="0"/>
+          <w:numId w:val="11"/>
+        </w:numPr>
       </w:pPr>
-      <w:r>
-        <w:t>1.</w:t>
-      </w:r>
-      <w:r>
-        <w:tab/>
-      </w:r>
       <w:r>
         <w:t>First step: Create a format class</w:t>
       </w:r>
     </w:p>
     <w:p>
       <w:pPr>
-        <w:ind w:left="720" w:hanging="720"/>
-        <w:tabs>
-          <w:tab w:val="left" w:pos="720"/>
-        </w:tabs>
+        <w:numPr>
+          <w:ilvl w:val="0"/>
+          <w:numId w:val="11"/>
+        </w:numPr>
       </w:pPr>
-      <w:r>
-        <w:t>2.</w:t>
-      </w:r>
-      <w:r>
-        <w:tab/>
-      </w:r>
       <w:r>
         <w:t>Second step: Implement required methods</w:t>
       </w:r>
     </w:p>
     <w:p>
       <w:pPr>
-        <w:ind w:left="720" w:hanging="720"/>
-        <w:tabs>
-          <w:tab w:val="left" w:pos="720"/>
-        </w:tabs>
+        <w:numPr>
+          <w:ilvl w:val="0"/>
+          <w:numId w:val="11"/>
+        </w:numPr>
       </w:pPr>
-      <w:r>
-        <w:t>3.</w:t>
-      </w:r>
-      <w:r>
-        <w:tab/>
-      </w:r>
       <w:r>
         <w:t>Third step: Register the format</w:t>
       </w:r>
@@ -444,6 +435,117 @@
       </w:rPr>
     </w:lvl>
   </w:abstractNum>
+  <w:abstractNum w:abstractNumId="9">
+    <w:multiLevelType w:val="hybridMultilevel"/>
+    <w:lvl w:ilvl="0">
+      <w:start w:val="1"/>
+      <w:numFmt w:val="bullet"/>
+      <w:lvlText w:val="•"/>
+      <w:lvlJc w:val="left"/>
+      <w:pPr>
+        <w:ind w:left="720" w:hanging="360"/>
+      </w:pPr>
+      <w:rPr>
+        <w:rFonts w:ascii="Symbol" w:hAnsi="Symbol" w:hint="default"/>
+      </w:rPr>
+    </w:lvl>
+    <w:lvl w:ilvl="1">
+      <w:start w:val="1"/>
+      <w:numFmt w:val="bullet"/>
+      <w:lvlText w:val="•"/>
+      <w:lvlJc w:val="left"/>
+      <w:pPr>
+        <w:ind w:left="1440" w:hanging="360"/>
+      </w:pPr>
+      <w:rPr>
+        <w:rFonts w:ascii="Symbol" w:hAnsi="Symbol" w:hint="default"/>
+      </w:rPr>
+    </w:lvl>
+    <w:lvl w:ilvl="2">
+      <w:start w:val="1"/>
+      <w:numFmt w:val="bullet"/>
+      <w:lvlText w:val="•"/>
+      <w:lvlJc w:val="left"/>
+      <w:pPr>
+        <w:ind w:left="2160" w:hanging="360"/>
+      </w:pPr>
+      <w:rPr>
+        <w:rFonts w:ascii="Symbol" w:hAnsi="Symbol" w:hint="default"/>
+      </w:rPr>
+    </w:lvl>
+    <w:lvl w:ilvl="3">
+      <w:start w:val="1"/>
+      <w:numFmt w:val="bullet"/>
+      <w:lvlText w:val="•"/>
+      <w:lvlJc w:val="left"/>
+      <w:pPr>
+        <w:ind w:left="2880" w:hanging="360"/>
+      </w:pPr>
+      <w:rPr>
+        <w:rFonts w:ascii="Symbol" w:hAnsi="Symbol" w:hint="default"/>
+      </w:rPr>
+    </w:lvl>
+    <w:lvl w:ilvl="4">
+      <w:start w:val="1"/>
+      <w:numFmt w:val="bullet"/>
+      <w:lvlText w:val="•"/>
+      <w:lvlJc w:val="left"/>
+      <w:pPr>
+        <w:ind w:left="3600" w:hanging="360"/>
+      </w:pPr>
+      <w:rPr>
+        <w:rFonts w:ascii="Symbol" w:hAnsi="Symbol" w:hint="default"/>
+      </w:rPr>
+    </w:lvl>
+  </w:abstractNum>
+  <w:abstractNum w:abstractNumId="10">
+    <w:multiLevelType w:val="hybridMultilevel"/>
+    <w:lvl w:ilvl="0">
+      <w:start w:val="1"/>
+      <w:numFmt w:val="decimal"/>
+      <w:lvlText w:val="%1."/>
+      <w:lvlJc w:val="left"/>
+      <w:pPr>
+        <w:ind w:left="720" w:hanging="360"/>
+      </w:pPr>
+    </w:lvl>
+    <w:lvl w:ilvl="1">
+      <w:start w:val="1"/>
+      <w:numFmt w:val="decimal"/>
+      <w:lvlText w:val="%2."/>
+      <w:lvlJc w:val="left"/>
+      <w:pPr>
+        <w:ind w:left="1440" w:hanging="360"/>
+      </w:pPr>
+    </w:lvl>
+    <w:lvl w:ilvl="2">
+      <w:start w:val="1"/>
+      <w:numFmt w:val="decimal"/>
+      <w:lvlText w:val="%3."/>
+      <w:lvlJc w:val="left"/>
+      <w:pPr>
+        <w:ind w:left="2160" w:hanging="360"/>
+      </w:pPr>
+    </w:lvl>
+    <w:lvl w:ilvl="3">
+      <w:start w:val="1"/>
+      <w:numFmt w:val="decimal"/>
+      <w:lvlText w:val="%4."/>
+      <w:lvlJc w:val="left"/>
+      <w:pPr>
+        <w:ind w:left="2880" w:hanging="360"/>
+      </w:pPr>
+    </w:lvl>
+    <w:lvl w:ilvl="4">
+      <w:start w:val="1"/>
+      <w:numFmt w:val="decimal"/>
+      <w:lvlText w:val="%5."/>
+      <w:lvlJc w:val="left"/>
+      <w:pPr>
+        <w:ind w:left="3600" w:hanging="360"/>
+      </w:pPr>
+    </w:lvl>
+  </w:abstractNum>
   <w:num w:numId="1">
     <w:abstractNumId w:val="8"/>
   </w:num>
@@ -470,6 +572,12 @@
   </w:num>
   <w:num w:numId="9">
     <w:abstractNumId w:val="0"/>
+  </w:num>
+  <w:num w:numId="10">
+    <w:abstractNumId w:val="9"/>
+  </w:num>
+  <w:num w:numId="11">
+    <w:abstractNumId w:val="10"/>
   </w:num>
 </w:numbering>
 </file>

--- a/example/result/e60_custom_format.docx
+++ b/example/result/e60_custom_format.docx
@@ -232,7 +232,7 @@
         <w:t xml:space="preserve"> italic</w:t>
       </w:r>
       <w:r>
-        <w:t xml:space="preserve"> .</w:t>
+        <w:t>.</w:t>
       </w:r>
     </w:p>
     <w:p>
